--- a/SITP/DSA-Notes/M24_QuestionBank.docx
+++ b/SITP/DSA-Notes/M24_QuestionBank.docx
@@ -60,7 +60,7 @@
         </w:p>
       </w:sdtContent>
     </w:sdt>
-    <w:bookmarkStart w:id="27" w:name="module-24-interview-question-bank"/>
+    <w:bookmarkStart w:id="29" w:name="module-24-interview-question-bank"/>
     <w:p>
       <w:pPr>
         <w:pStyle w:val="Heading1"/>
@@ -1406,7 +1406,953 @@
       </w:r>
     </w:p>
     <w:bookmarkEnd w:id="23"/>
-    <w:bookmarkStart w:id="24" w:name="Xa013e26c90b0c8cdf61cd141cb7a9c59611e32a"/>
+    <w:bookmarkStart w:id="24" w:name="Xb0ff2fbd1e2d2574a09a85f54016659b005e28d"/>
+    <w:p>
+      <w:pPr>
+        <w:pStyle w:val="Heading2"/>
+      </w:pPr>
+      <w:r>
+        <w:t xml:space="preserve">24.3a Dry-Run Output Questions (SEBI Phase-2 style — with answers)</w:t>
+      </w:r>
+    </w:p>
+    <w:p>
+      <w:pPr>
+        <w:pStyle w:val="FirstParagraph"/>
+      </w:pPr>
+      <w:r>
+        <w:t xml:space="preserve">SEBI Phase-2 (and GATE) love</w:t>
+      </w:r>
+      <w:r>
+        <w:t xml:space="preserve"> </w:t>
+      </w:r>
+      <w:r>
+        <w:rPr>
+          <w:b/>
+          <w:bCs/>
+        </w:rPr>
+        <w:t xml:space="preserve">“what does this print?”</w:t>
+      </w:r>
+      <w:r>
+        <w:t xml:space="preserve"> </w:t>
+      </w:r>
+      <w:r>
+        <w:t xml:space="preserve">questions. You are given</w:t>
+      </w:r>
+      <w:r>
+        <w:t xml:space="preserve"> </w:t>
+      </w:r>
+      <w:r>
+        <w:t xml:space="preserve">a small snippet and must</w:t>
+      </w:r>
+      <w:r>
+        <w:t xml:space="preserve"> </w:t>
+      </w:r>
+      <w:r>
+        <w:rPr>
+          <w:b/>
+          <w:bCs/>
+        </w:rPr>
+        <w:t xml:space="preserve">hand-trace</w:t>
+      </w:r>
+      <w:r>
+        <w:t xml:space="preserve"> </w:t>
+      </w:r>
+      <w:r>
+        <w:t xml:space="preserve">it. The trick: keep a tiny table of</w:t>
+      </w:r>
+      <w:r>
+        <w:t xml:space="preserve"> </w:t>
+      </w:r>
+      <w:r>
+        <w:t xml:space="preserve">variables per iteration — do NOT trace in your head. Below are worked examples;</w:t>
+      </w:r>
+      <w:r>
+        <w:t xml:space="preserve"> </w:t>
+      </w:r>
+      <w:r>
+        <w:t xml:space="preserve">cover the answer, trace on paper, then check.</w:t>
+      </w:r>
+    </w:p>
+    <w:p>
+      <w:pPr>
+        <w:pStyle w:val="BodyText"/>
+      </w:pPr>
+      <w:r>
+        <w:rPr>
+          <w:b/>
+          <w:bCs/>
+        </w:rPr>
+        <w:t xml:space="preserve">Q1 — off-by-one loop.</w:t>
+      </w:r>
+      <w:r>
+        <w:t xml:space="preserve"> </w:t>
+      </w:r>
+      <w:r>
+        <w:t xml:space="preserve">What does this print?</w:t>
+      </w:r>
+    </w:p>
+    <w:p>
+      <w:pPr>
+        <w:pStyle w:val="SourceCode"/>
+      </w:pPr>
+      <w:r>
+        <w:rPr>
+          <w:rStyle w:val="VerbatimChar"/>
+        </w:rPr>
+        <w:t xml:space="preserve">int s = 0;</w:t>
+      </w:r>
+      <w:r>
+        <w:br/>
+      </w:r>
+      <w:r>
+        <w:rPr>
+          <w:rStyle w:val="VerbatimChar"/>
+        </w:rPr>
+        <w:t xml:space="preserve">for (int i = 1; i &lt;= 5; i++) s += i;</w:t>
+      </w:r>
+      <w:r>
+        <w:br/>
+      </w:r>
+      <w:r>
+        <w:rPr>
+          <w:rStyle w:val="VerbatimChar"/>
+        </w:rPr>
+        <w:t xml:space="preserve">print(s);</w:t>
+      </w:r>
+    </w:p>
+    <w:p>
+      <w:pPr>
+        <w:pStyle w:val="FirstParagraph"/>
+      </w:pPr>
+      <w:r>
+        <w:rPr>
+          <w:i/>
+          <w:iCs/>
+        </w:rPr>
+        <w:t xml:space="preserve">Trace:</w:t>
+      </w:r>
+      <w:r>
+        <w:t xml:space="preserve"> </w:t>
+      </w:r>
+      <w:r>
+        <w:t xml:space="preserve">i=1→s=1, i=2→s=3, i=3→s=6, i=4→s=10, i=5→s=15. Loop is</w:t>
+      </w:r>
+      <w:r>
+        <w:t xml:space="preserve"> </w:t>
+      </w:r>
+      <w:r>
+        <w:rPr>
+          <w:rStyle w:val="VerbatimChar"/>
+        </w:rPr>
+        <w:t xml:space="preserve">&lt;=5</w:t>
+      </w:r>
+      <w:r>
+        <w:t xml:space="preserve">, so i=5</w:t>
+      </w:r>
+      <w:r>
+        <w:t xml:space="preserve"> </w:t>
+      </w:r>
+      <w:r>
+        <w:t xml:space="preserve">runs.</w:t>
+      </w:r>
+      <w:r>
+        <w:t xml:space="preserve"> </w:t>
+      </w:r>
+      <w:r>
+        <w:rPr>
+          <w:b/>
+          <w:bCs/>
+        </w:rPr>
+        <w:t xml:space="preserve">Answer: 15.</w:t>
+      </w:r>
+      <w:r>
+        <w:t xml:space="preserve"> </w:t>
+      </w:r>
+      <w:r>
+        <w:t xml:space="preserve">(If it were</w:t>
+      </w:r>
+      <w:r>
+        <w:t xml:space="preserve"> </w:t>
+      </w:r>
+      <w:r>
+        <w:rPr>
+          <w:rStyle w:val="VerbatimChar"/>
+        </w:rPr>
+        <w:t xml:space="preserve">&lt; 5</w:t>
+      </w:r>
+      <w:r>
+        <w:t xml:space="preserve">, the answer would be 10 — this is the</w:t>
+      </w:r>
+      <w:r>
+        <w:t xml:space="preserve"> </w:t>
+      </w:r>
+      <w:r>
+        <w:t xml:space="preserve">classic off-by-one trap.)</w:t>
+      </w:r>
+    </w:p>
+    <w:p>
+      <w:pPr>
+        <w:pStyle w:val="BodyText"/>
+      </w:pPr>
+      <w:r>
+        <w:rPr>
+          <w:b/>
+          <w:bCs/>
+        </w:rPr>
+        <w:t xml:space="preserve">Q2 — pass-by-reference vs value.</w:t>
+      </w:r>
+      <w:r>
+        <w:t xml:space="preserve"> </w:t>
+      </w:r>
+      <w:r>
+        <w:t xml:space="preserve">What does this print?</w:t>
+      </w:r>
+    </w:p>
+    <w:p>
+      <w:pPr>
+        <w:pStyle w:val="SourceCode"/>
+      </w:pPr>
+      <w:r>
+        <w:rPr>
+          <w:rStyle w:val="VerbatimChar"/>
+        </w:rPr>
+        <w:t xml:space="preserve">void f(int[] a) { a[0] = 99; }      // arrays passed by reference</w:t>
+      </w:r>
+      <w:r>
+        <w:br/>
+      </w:r>
+      <w:r>
+        <w:rPr>
+          <w:rStyle w:val="VerbatimChar"/>
+        </w:rPr>
+        <w:t xml:space="preserve">int[] x = {1, 2, 3};</w:t>
+      </w:r>
+      <w:r>
+        <w:br/>
+      </w:r>
+      <w:r>
+        <w:rPr>
+          <w:rStyle w:val="VerbatimChar"/>
+        </w:rPr>
+        <w:t xml:space="preserve">f(x);</w:t>
+      </w:r>
+      <w:r>
+        <w:br/>
+      </w:r>
+      <w:r>
+        <w:rPr>
+          <w:rStyle w:val="VerbatimChar"/>
+        </w:rPr>
+        <w:t xml:space="preserve">print(x[0]);</w:t>
+      </w:r>
+    </w:p>
+    <w:p>
+      <w:pPr>
+        <w:pStyle w:val="FirstParagraph"/>
+      </w:pPr>
+      <w:r>
+        <w:rPr>
+          <w:i/>
+          <w:iCs/>
+        </w:rPr>
+        <w:t xml:space="preserve">Trace:</w:t>
+      </w:r>
+      <w:r>
+        <w:t xml:space="preserve"> </w:t>
+      </w:r>
+      <w:r>
+        <w:t xml:space="preserve">the array reference is shared, so</w:t>
+      </w:r>
+      <w:r>
+        <w:t xml:space="preserve"> </w:t>
+      </w:r>
+      <w:r>
+        <w:rPr>
+          <w:rStyle w:val="VerbatimChar"/>
+        </w:rPr>
+        <w:t xml:space="preserve">f</w:t>
+      </w:r>
+      <w:r>
+        <w:t xml:space="preserve"> </w:t>
+      </w:r>
+      <w:r>
+        <w:t xml:space="preserve">mutates the caller’s array.</w:t>
+      </w:r>
+      <w:r>
+        <w:t xml:space="preserve"> </w:t>
+      </w:r>
+      <w:r>
+        <w:rPr>
+          <w:b/>
+          <w:bCs/>
+        </w:rPr>
+        <w:t xml:space="preserve">Answer: 99.</w:t>
+      </w:r>
+      <w:r>
+        <w:t xml:space="preserve"> </w:t>
+      </w:r>
+      <w:r>
+        <w:t xml:space="preserve">(A plain</w:t>
+      </w:r>
+      <w:r>
+        <w:t xml:space="preserve"> </w:t>
+      </w:r>
+      <w:r>
+        <w:rPr>
+          <w:rStyle w:val="VerbatimChar"/>
+        </w:rPr>
+        <w:t xml:space="preserve">int</w:t>
+      </w:r>
+      <w:r>
+        <w:t xml:space="preserve"> </w:t>
+      </w:r>
+      <w:r>
+        <w:t xml:space="preserve">passed by value would stay unchanged — know the</w:t>
+      </w:r>
+      <w:r>
+        <w:t xml:space="preserve"> </w:t>
+      </w:r>
+      <w:r>
+        <w:t xml:space="preserve">difference for your language.)</w:t>
+      </w:r>
+    </w:p>
+    <w:p>
+      <w:pPr>
+        <w:pStyle w:val="BodyText"/>
+      </w:pPr>
+      <w:r>
+        <w:rPr>
+          <w:b/>
+          <w:bCs/>
+        </w:rPr>
+        <w:t xml:space="preserve">Q3 — recursion return value.</w:t>
+      </w:r>
+      <w:r>
+        <w:t xml:space="preserve"> </w:t>
+      </w:r>
+      <w:r>
+        <w:t xml:space="preserve">What does</w:t>
+      </w:r>
+      <w:r>
+        <w:t xml:space="preserve"> </w:t>
+      </w:r>
+      <w:r>
+        <w:rPr>
+          <w:rStyle w:val="VerbatimChar"/>
+        </w:rPr>
+        <w:t xml:space="preserve">g(4)</w:t>
+      </w:r>
+      <w:r>
+        <w:t xml:space="preserve"> </w:t>
+      </w:r>
+      <w:r>
+        <w:t xml:space="preserve">return?</w:t>
+      </w:r>
+    </w:p>
+    <w:p>
+      <w:pPr>
+        <w:pStyle w:val="SourceCode"/>
+      </w:pPr>
+      <w:r>
+        <w:rPr>
+          <w:rStyle w:val="VerbatimChar"/>
+        </w:rPr>
+        <w:t xml:space="preserve">int g(int n) {</w:t>
+      </w:r>
+      <w:r>
+        <w:br/>
+      </w:r>
+      <w:r>
+        <w:rPr>
+          <w:rStyle w:val="VerbatimChar"/>
+        </w:rPr>
+        <w:t xml:space="preserve">    if (n &lt;= 1) return 1;</w:t>
+      </w:r>
+      <w:r>
+        <w:br/>
+      </w:r>
+      <w:r>
+        <w:rPr>
+          <w:rStyle w:val="VerbatimChar"/>
+        </w:rPr>
+        <w:t xml:space="preserve">    return n * g(n - 1);</w:t>
+      </w:r>
+      <w:r>
+        <w:br/>
+      </w:r>
+      <w:r>
+        <w:rPr>
+          <w:rStyle w:val="VerbatimChar"/>
+        </w:rPr>
+        <w:t xml:space="preserve">}</w:t>
+      </w:r>
+    </w:p>
+    <w:p>
+      <w:pPr>
+        <w:pStyle w:val="FirstParagraph"/>
+      </w:pPr>
+      <w:r>
+        <w:rPr>
+          <w:i/>
+          <w:iCs/>
+        </w:rPr>
+        <w:t xml:space="preserve">Trace:</w:t>
+      </w:r>
+      <w:r>
+        <w:t xml:space="preserve"> </w:t>
+      </w:r>
+      <w:r>
+        <w:t xml:space="preserve">g(4)=4·g(3)=4·3·g(2)=4·3·2·g(1)=4·3·2·1.</w:t>
+      </w:r>
+      <w:r>
+        <w:t xml:space="preserve"> </w:t>
+      </w:r>
+      <w:r>
+        <w:rPr>
+          <w:b/>
+          <w:bCs/>
+        </w:rPr>
+        <w:t xml:space="preserve">Answer: 24</w:t>
+      </w:r>
+      <w:r>
+        <w:t xml:space="preserve"> </w:t>
+      </w:r>
+      <w:r>
+        <w:t xml:space="preserve">(this is 4!).</w:t>
+      </w:r>
+      <w:r>
+        <w:t xml:space="preserve"> </w:t>
+      </w:r>
+      <w:r>
+        <w:t xml:space="preserve">Base case</w:t>
+      </w:r>
+      <w:r>
+        <w:t xml:space="preserve"> </w:t>
+      </w:r>
+      <w:r>
+        <w:rPr>
+          <w:rStyle w:val="VerbatimChar"/>
+        </w:rPr>
+        <w:t xml:space="preserve">n&lt;=1</w:t>
+      </w:r>
+      <w:r>
+        <w:t xml:space="preserve"> </w:t>
+      </w:r>
+      <w:r>
+        <w:t xml:space="preserve">returns 1, so g(1)=1 stops the recursion.</w:t>
+      </w:r>
+    </w:p>
+    <w:p>
+      <w:pPr>
+        <w:pStyle w:val="BodyText"/>
+      </w:pPr>
+      <w:r>
+        <w:rPr>
+          <w:b/>
+          <w:bCs/>
+        </w:rPr>
+        <w:t xml:space="preserve">Q4 — post-increment in an expression.</w:t>
+      </w:r>
+      <w:r>
+        <w:t xml:space="preserve"> </w:t>
+      </w:r>
+      <w:r>
+        <w:t xml:space="preserve">What does this print?</w:t>
+      </w:r>
+    </w:p>
+    <w:p>
+      <w:pPr>
+        <w:pStyle w:val="SourceCode"/>
+      </w:pPr>
+      <w:r>
+        <w:rPr>
+          <w:rStyle w:val="VerbatimChar"/>
+        </w:rPr>
+        <w:t xml:space="preserve">int i = 0;</w:t>
+      </w:r>
+      <w:r>
+        <w:br/>
+      </w:r>
+      <w:r>
+        <w:rPr>
+          <w:rStyle w:val="VerbatimChar"/>
+        </w:rPr>
+        <w:t xml:space="preserve">int a = i++;      // post: use old value, then increment</w:t>
+      </w:r>
+      <w:r>
+        <w:br/>
+      </w:r>
+      <w:r>
+        <w:rPr>
+          <w:rStyle w:val="VerbatimChar"/>
+        </w:rPr>
+        <w:t xml:space="preserve">int b = ++i;      // pre: increment first, then use</w:t>
+      </w:r>
+      <w:r>
+        <w:br/>
+      </w:r>
+      <w:r>
+        <w:rPr>
+          <w:rStyle w:val="VerbatimChar"/>
+        </w:rPr>
+        <w:t xml:space="preserve">print(a, b, i);</w:t>
+      </w:r>
+    </w:p>
+    <w:p>
+      <w:pPr>
+        <w:pStyle w:val="FirstParagraph"/>
+      </w:pPr>
+      <w:r>
+        <w:rPr>
+          <w:i/>
+          <w:iCs/>
+        </w:rPr>
+        <w:t xml:space="preserve">Trace:</w:t>
+      </w:r>
+      <w:r>
+        <w:t xml:space="preserve"> </w:t>
+      </w:r>
+      <w:r>
+        <w:rPr>
+          <w:rStyle w:val="VerbatimChar"/>
+        </w:rPr>
+        <w:t xml:space="preserve">a = i++</w:t>
+      </w:r>
+      <w:r>
+        <w:t xml:space="preserve"> </w:t>
+      </w:r>
+      <w:r>
+        <w:t xml:space="preserve">→ a takes the</w:t>
+      </w:r>
+      <w:r>
+        <w:t xml:space="preserve"> </w:t>
+      </w:r>
+      <w:r>
+        <w:rPr>
+          <w:b/>
+          <w:bCs/>
+        </w:rPr>
+        <w:t xml:space="preserve">old</w:t>
+      </w:r>
+      <w:r>
+        <w:t xml:space="preserve"> </w:t>
+      </w:r>
+      <w:r>
+        <w:t xml:space="preserve">i (0), then i becomes 1.</w:t>
+      </w:r>
+      <w:r>
+        <w:t xml:space="preserve"> </w:t>
+      </w:r>
+      <w:r>
+        <w:rPr>
+          <w:rStyle w:val="VerbatimChar"/>
+        </w:rPr>
+        <w:t xml:space="preserve">b = ++i</w:t>
+      </w:r>
+      <w:r>
+        <w:t xml:space="preserve"> </w:t>
+      </w:r>
+      <w:r>
+        <w:t xml:space="preserve">→ i</w:t>
+      </w:r>
+      <w:r>
+        <w:t xml:space="preserve"> </w:t>
+      </w:r>
+      <w:r>
+        <w:t xml:space="preserve">becomes 2 first, then b takes 2.</w:t>
+      </w:r>
+      <w:r>
+        <w:t xml:space="preserve"> </w:t>
+      </w:r>
+      <w:r>
+        <w:rPr>
+          <w:b/>
+          <w:bCs/>
+        </w:rPr>
+        <w:t xml:space="preserve">Answer: a=0, b=2, i=2.</w:t>
+      </w:r>
+    </w:p>
+    <w:p>
+      <w:pPr>
+        <w:pStyle w:val="BodyText"/>
+      </w:pPr>
+      <w:r>
+        <w:rPr>
+          <w:b/>
+          <w:bCs/>
+        </w:rPr>
+        <w:t xml:space="preserve">Q5 — integer division and modulo.</w:t>
+      </w:r>
+      <w:r>
+        <w:t xml:space="preserve"> </w:t>
+      </w:r>
+      <w:r>
+        <w:t xml:space="preserve">What does this print?</w:t>
+      </w:r>
+    </w:p>
+    <w:p>
+      <w:pPr>
+        <w:pStyle w:val="SourceCode"/>
+      </w:pPr>
+      <w:r>
+        <w:rPr>
+          <w:rStyle w:val="VerbatimChar"/>
+        </w:rPr>
+        <w:t xml:space="preserve">for (int n = 13; n &gt; 0; n = n / 2)</w:t>
+      </w:r>
+      <w:r>
+        <w:br/>
+      </w:r>
+      <w:r>
+        <w:rPr>
+          <w:rStyle w:val="VerbatimChar"/>
+        </w:rPr>
+        <w:t xml:space="preserve">    print(n % 2);</w:t>
+      </w:r>
+    </w:p>
+    <w:p>
+      <w:pPr>
+        <w:pStyle w:val="FirstParagraph"/>
+      </w:pPr>
+      <w:r>
+        <w:rPr>
+          <w:i/>
+          <w:iCs/>
+        </w:rPr>
+        <w:t xml:space="preserve">Trace:</w:t>
+      </w:r>
+      <w:r>
+        <w:t xml:space="preserve"> </w:t>
+      </w:r>
+      <w:r>
+        <w:t xml:space="preserve">n=13→1, n=6→0, n=3→1, n=1→1, then n=0 stops. Prints</w:t>
+      </w:r>
+      <w:r>
+        <w:t xml:space="preserve"> </w:t>
+      </w:r>
+      <w:r>
+        <w:rPr>
+          <w:rStyle w:val="VerbatimChar"/>
+        </w:rPr>
+        <w:t xml:space="preserve">1 0 1 1</w:t>
+      </w:r>
+      <w:r>
+        <w:t xml:space="preserve"> </w:t>
+      </w:r>
+      <w:r>
+        <w:t xml:space="preserve">— this is</w:t>
+      </w:r>
+      <w:r>
+        <w:t xml:space="preserve"> </w:t>
+      </w:r>
+      <w:r>
+        <w:t xml:space="preserve">13 in binary read</w:t>
+      </w:r>
+      <w:r>
+        <w:t xml:space="preserve"> </w:t>
+      </w:r>
+      <w:r>
+        <w:rPr>
+          <w:b/>
+          <w:bCs/>
+        </w:rPr>
+        <w:t xml:space="preserve">least-significant-bit first</w:t>
+      </w:r>
+      <w:r>
+        <w:t xml:space="preserve">.</w:t>
+      </w:r>
+      <w:r>
+        <w:t xml:space="preserve"> </w:t>
+      </w:r>
+      <w:r>
+        <w:rPr>
+          <w:b/>
+          <w:bCs/>
+        </w:rPr>
+        <w:t xml:space="preserve">Answer: 1 0 1 1.</w:t>
+      </w:r>
+      <w:r>
+        <w:t xml:space="preserve"> </w:t>
+      </w:r>
+      <w:r>
+        <w:t xml:space="preserve">(13 = 1101₂; the loop emits bits LSB→MSB.)</w:t>
+      </w:r>
+    </w:p>
+    <w:p>
+      <w:pPr>
+        <w:pStyle w:val="BodyText"/>
+      </w:pPr>
+      <w:r>
+        <w:rPr>
+          <w:b/>
+          <w:bCs/>
+        </w:rPr>
+        <w:t xml:space="preserve">Q6 — reference aliasing bug (spot the output).</w:t>
+      </w:r>
+      <w:r>
+        <w:t xml:space="preserve"> </w:t>
+      </w:r>
+      <w:r>
+        <w:t xml:space="preserve">What does this print?</w:t>
+      </w:r>
+    </w:p>
+    <w:p>
+      <w:pPr>
+        <w:pStyle w:val="SourceCode"/>
+      </w:pPr>
+      <w:r>
+        <w:rPr>
+          <w:rStyle w:val="VerbatimChar"/>
+        </w:rPr>
+        <w:t xml:space="preserve">list outer = [];</w:t>
+      </w:r>
+      <w:r>
+        <w:br/>
+      </w:r>
+      <w:r>
+        <w:rPr>
+          <w:rStyle w:val="VerbatimChar"/>
+        </w:rPr>
+        <w:t xml:space="preserve">list row = [0, 0];</w:t>
+      </w:r>
+      <w:r>
+        <w:br/>
+      </w:r>
+      <w:r>
+        <w:rPr>
+          <w:rStyle w:val="VerbatimChar"/>
+        </w:rPr>
+        <w:t xml:space="preserve">for (int i = 0; i &lt; 3; i++) {</w:t>
+      </w:r>
+      <w:r>
+        <w:br/>
+      </w:r>
+      <w:r>
+        <w:rPr>
+          <w:rStyle w:val="VerbatimChar"/>
+        </w:rPr>
+        <w:t xml:space="preserve">    row[0] = i;</w:t>
+      </w:r>
+      <w:r>
+        <w:br/>
+      </w:r>
+      <w:r>
+        <w:rPr>
+          <w:rStyle w:val="VerbatimChar"/>
+        </w:rPr>
+        <w:t xml:space="preserve">    outer.append(row);       // BUG: appends the SAME row reference 3 times</w:t>
+      </w:r>
+      <w:r>
+        <w:br/>
+      </w:r>
+      <w:r>
+        <w:rPr>
+          <w:rStyle w:val="VerbatimChar"/>
+        </w:rPr>
+        <w:t xml:space="preserve">}</w:t>
+      </w:r>
+      <w:r>
+        <w:br/>
+      </w:r>
+      <w:r>
+        <w:rPr>
+          <w:rStyle w:val="VerbatimChar"/>
+        </w:rPr>
+        <w:t xml:space="preserve">print(outer);</w:t>
+      </w:r>
+    </w:p>
+    <w:p>
+      <w:pPr>
+        <w:pStyle w:val="FirstParagraph"/>
+      </w:pPr>
+      <w:r>
+        <w:rPr>
+          <w:i/>
+          <w:iCs/>
+        </w:rPr>
+        <w:t xml:space="preserve">Trace:</w:t>
+      </w:r>
+      <w:r>
+        <w:t xml:space="preserve"> </w:t>
+      </w:r>
+      <w:r>
+        <w:t xml:space="preserve">every</w:t>
+      </w:r>
+      <w:r>
+        <w:t xml:space="preserve"> </w:t>
+      </w:r>
+      <w:r>
+        <w:rPr>
+          <w:rStyle w:val="VerbatimChar"/>
+        </w:rPr>
+        <w:t xml:space="preserve">append</w:t>
+      </w:r>
+      <w:r>
+        <w:t xml:space="preserve"> </w:t>
+      </w:r>
+      <w:r>
+        <w:t xml:space="preserve">stores the</w:t>
+      </w:r>
+      <w:r>
+        <w:t xml:space="preserve"> </w:t>
+      </w:r>
+      <w:r>
+        <w:rPr>
+          <w:b/>
+          <w:bCs/>
+        </w:rPr>
+        <w:t xml:space="preserve">same</w:t>
+      </w:r>
+      <w:r>
+        <w:t xml:space="preserve"> </w:t>
+      </w:r>
+      <w:r>
+        <w:t xml:space="preserve">list object, and the final loop sets</w:t>
+      </w:r>
+      <w:r>
+        <w:t xml:space="preserve"> </w:t>
+      </w:r>
+      <w:r>
+        <w:rPr>
+          <w:rStyle w:val="VerbatimChar"/>
+        </w:rPr>
+        <w:t xml:space="preserve">row[0] = 2</w:t>
+      </w:r>
+      <w:r>
+        <w:t xml:space="preserve">. So all three entries point to that one mutated list.</w:t>
+      </w:r>
+      <w:r>
+        <w:t xml:space="preserve"> </w:t>
+      </w:r>
+      <w:r>
+        <w:rPr>
+          <w:b/>
+          <w:bCs/>
+        </w:rPr>
+        <w:t xml:space="preserve">Answer:</w:t>
+      </w:r>
+      <w:r>
+        <w:rPr>
+          <w:b/>
+          <w:bCs/>
+        </w:rPr>
+        <w:t xml:space="preserve"> </w:t>
+      </w:r>
+      <w:r>
+        <w:rPr>
+          <w:rStyle w:val="VerbatimChar"/>
+          <w:b/>
+          <w:bCs/>
+        </w:rPr>
+        <w:t xml:space="preserve">[[2,0], [2,0], [2,0]]</w:t>
+      </w:r>
+      <w:r>
+        <w:t xml:space="preserve"> </w:t>
+      </w:r>
+      <w:r>
+        <w:t xml:space="preserve">— not</w:t>
+      </w:r>
+      <w:r>
+        <w:t xml:space="preserve"> </w:t>
+      </w:r>
+      <w:r>
+        <w:rPr>
+          <w:rStyle w:val="VerbatimChar"/>
+        </w:rPr>
+        <w:t xml:space="preserve">[[0,0],[1,0],[2,0]]</w:t>
+      </w:r>
+      <w:r>
+        <w:t xml:space="preserve">. The fix is to</w:t>
+      </w:r>
+      <w:r>
+        <w:t xml:space="preserve"> </w:t>
+      </w:r>
+      <w:r>
+        <w:t xml:space="preserve">append a</w:t>
+      </w:r>
+      <w:r>
+        <w:t xml:space="preserve"> </w:t>
+      </w:r>
+      <w:r>
+        <w:rPr>
+          <w:b/>
+          <w:bCs/>
+        </w:rPr>
+        <w:t xml:space="preserve">copy</w:t>
+      </w:r>
+      <w:r>
+        <w:t xml:space="preserve"> </w:t>
+      </w:r>
+      <w:r>
+        <w:t xml:space="preserve">(</w:t>
+      </w:r>
+      <w:r>
+        <w:rPr>
+          <w:rStyle w:val="VerbatimChar"/>
+        </w:rPr>
+        <w:t xml:space="preserve">row.clone()</w:t>
+      </w:r>
+      <w:r>
+        <w:t xml:space="preserve">), the same snapshot pitfall as backtracking.</w:t>
+      </w:r>
+    </w:p>
+    <w:p>
+      <w:pPr>
+        <w:pStyle w:val="BlockText"/>
+      </w:pPr>
+      <w:r>
+        <w:rPr>
+          <w:b/>
+          <w:bCs/>
+        </w:rPr>
+        <w:t xml:space="preserve">Memory hook:</w:t>
+      </w:r>
+      <w:r>
+        <w:t xml:space="preserve"> </w:t>
+      </w:r>
+      <w:r>
+        <w:t xml:space="preserve">for dry-run questions,</w:t>
+      </w:r>
+      <w:r>
+        <w:t xml:space="preserve"> </w:t>
+      </w:r>
+      <w:r>
+        <w:rPr>
+          <w:i/>
+          <w:iCs/>
+        </w:rPr>
+        <w:t xml:space="preserve">write a variable table row per</w:t>
+      </w:r>
+      <w:r>
+        <w:rPr>
+          <w:i/>
+          <w:iCs/>
+        </w:rPr>
+        <w:t xml:space="preserve"> </w:t>
+      </w:r>
+      <w:r>
+        <w:rPr>
+          <w:i/>
+          <w:iCs/>
+        </w:rPr>
+        <w:t xml:space="preserve">iteration.</w:t>
+      </w:r>
+      <w:r>
+        <w:t xml:space="preserve"> </w:t>
+      </w:r>
+      <w:r>
+        <w:t xml:space="preserve">Speed comes from neatness, not from tracing in your head.</w:t>
+      </w:r>
+    </w:p>
+    <w:p>
+      <w:r>
+        <w:pict>
+          <v:rect style="width:0;height:1.5pt" o:hralign="center" o:hrstd="t" o:hr="t"/>
+        </w:pict>
+      </w:r>
+    </w:p>
+    <w:bookmarkEnd w:id="24"/>
+    <w:bookmarkStart w:id="25" w:name="Xa013e26c90b0c8cdf61cd141cb7a9c59611e32a"/>
     <w:p>
       <w:pPr>
         <w:pStyle w:val="Heading2"/>
@@ -1700,20 +2646,38 @@
       </w:r>
     </w:p>
     <w:p>
-      <w:r>
-        <w:pict>
-          <v:rect style="width:0;height:1.5pt" o:hralign="center" o:hrstd="t" o:hr="t"/>
-        </w:pict>
-      </w:r>
-    </w:p>
-    <w:bookmarkEnd w:id="24"/>
-    <w:bookmarkStart w:id="25" w:name="module-24-how-to-practice-one-page"/>
-    <w:p>
-      <w:pPr>
-        <w:pStyle w:val="Heading2"/>
-      </w:pPr>
-      <w:r>
-        <w:t xml:space="preserve">Module 24 — How to Practice (one page)</w:t>
+      <w:pPr>
+        <w:pStyle w:val="FirstParagraph"/>
+      </w:pPr>
+      <w:r>
+        <w:rPr>
+          <w:b/>
+          <w:bCs/>
+        </w:rPr>
+        <w:t xml:space="preserve">More samples (with a one-line</w:t>
+      </w:r>
+      <w:r>
+        <w:rPr>
+          <w:b/>
+          <w:bCs/>
+        </w:rPr>
+        <w:t xml:space="preserve"> </w:t>
+      </w:r>
+      <w:r>
+        <w:rPr>
+          <w:b/>
+          <w:bCs/>
+          <w:i/>
+          <w:iCs/>
+        </w:rPr>
+        <w:t xml:space="preserve">why</w:t>
+      </w:r>
+      <w:r>
+        <w:rPr>
+          <w:b/>
+          <w:bCs/>
+        </w:rPr>
+        <w:t xml:space="preserve">):</w:t>
       </w:r>
     </w:p>
     <w:p>
@@ -1725,23 +2689,75 @@
         </w:numPr>
       </w:pPr>
       <w:r>
-        <w:rPr>
-          <w:b/>
-          <w:bCs/>
-        </w:rPr>
-        <w:t xml:space="preserve">Breadth first:</w:t>
-      </w:r>
-      <w:r>
-        <w:t xml:space="preserve"> </w:t>
-      </w:r>
-      <w:r>
-        <w:t xml:space="preserve">one pass over all patterns (§24.1) — recognise, don’t</w:t>
-      </w:r>
-      <w:r>
-        <w:t xml:space="preserve"> </w:t>
-      </w:r>
-      <w:r>
-        <w:t xml:space="preserve">memorise.</w:t>
+        <w:t xml:space="preserve">Time to build a heap by repeated</w:t>
+      </w:r>
+      <w:r>
+        <w:t xml:space="preserve"> </w:t>
+      </w:r>
+      <w:r>
+        <w:rPr>
+          <w:rStyle w:val="VerbatimChar"/>
+        </w:rPr>
+        <w:t xml:space="preserve">heapify</w:t>
+      </w:r>
+      <w:r>
+        <w:t xml:space="preserve"> </w:t>
+      </w:r>
+      <w:r>
+        <w:t xml:space="preserve">bottom-up? →</w:t>
+      </w:r>
+      <w:r>
+        <w:t xml:space="preserve"> </w:t>
+      </w:r>
+      <w:r>
+        <w:rPr>
+          <w:b/>
+          <w:bCs/>
+        </w:rPr>
+        <w:t xml:space="preserve">O(n)</w:t>
+      </w:r>
+      <w:r>
+        <w:t xml:space="preserve">.</w:t>
+      </w:r>
+      <w:r>
+        <w:t xml:space="preserve"> </w:t>
+      </w:r>
+      <w:r>
+        <w:rPr>
+          <w:i/>
+          <w:iCs/>
+        </w:rPr>
+        <w:t xml:space="preserve">Why:</w:t>
+      </w:r>
+      <w:r>
+        <w:t xml:space="preserve"> </w:t>
+      </w:r>
+      <w:r>
+        <w:t xml:space="preserve">the</w:t>
+      </w:r>
+      <w:r>
+        <w:t xml:space="preserve"> </w:t>
+      </w:r>
+      <w:r>
+        <w:t xml:space="preserve">cost sums to</w:t>
+      </w:r>
+      <w:r>
+        <w:t xml:space="preserve"> </w:t>
+      </w:r>
+      <w:r>
+        <w:rPr>
+          <w:rStyle w:val="VerbatimChar"/>
+        </w:rPr>
+        <w:t xml:space="preserve">Σ n/2^h · h</w:t>
+      </w:r>
+      <w:r>
+        <w:t xml:space="preserve">, a convergent series ≈ 2n — most nodes are near the</w:t>
+      </w:r>
+      <w:r>
+        <w:t xml:space="preserve"> </w:t>
+      </w:r>
+      <w:r>
+        <w:t xml:space="preserve">leaves and sift down very little.</w:t>
       </w:r>
     </w:p>
     <w:p>
@@ -1753,43 +2769,42 @@
         </w:numPr>
       </w:pPr>
       <w:r>
-        <w:rPr>
-          <w:b/>
-          <w:bCs/>
-        </w:rPr>
-        <w:t xml:space="preserve">Timed reps:</w:t>
-      </w:r>
-      <w:r>
-        <w:t xml:space="preserve"> </w:t>
-      </w:r>
-      <w:r>
-        <w:t xml:space="preserve">35–45 min/problem,</w:t>
-      </w:r>
-      <w:r>
-        <w:t xml:space="preserve"> </w:t>
-      </w:r>
-      <w:r>
-        <w:rPr>
-          <w:b/>
-          <w:bCs/>
-        </w:rPr>
-        <w:t xml:space="preserve">think aloud</w:t>
-      </w:r>
-      <w:r>
-        <w:t xml:space="preserve">, then read the editorial and</w:t>
-      </w:r>
-      <w:r>
-        <w:t xml:space="preserve"> </w:t>
-      </w:r>
-      <w:r>
-        <w:rPr>
-          <w:b/>
-          <w:bCs/>
-        </w:rPr>
-        <w:t xml:space="preserve">redo</w:t>
+        <w:t xml:space="preserve">Time to sort using a heap (heapsort)? →</w:t>
+      </w:r>
+      <w:r>
+        <w:t xml:space="preserve"> </w:t>
+      </w:r>
+      <w:r>
+        <w:rPr>
+          <w:b/>
+          <w:bCs/>
+        </w:rPr>
+        <w:t xml:space="preserve">O(n log n)</w:t>
       </w:r>
       <w:r>
         <w:t xml:space="preserve">.</w:t>
+      </w:r>
+      <w:r>
+        <w:t xml:space="preserve"> </w:t>
+      </w:r>
+      <w:r>
+        <w:rPr>
+          <w:i/>
+          <w:iCs/>
+        </w:rPr>
+        <w:t xml:space="preserve">Why:</w:t>
+      </w:r>
+      <w:r>
+        <w:t xml:space="preserve"> </w:t>
+      </w:r>
+      <w:r>
+        <w:t xml:space="preserve">build-heap is</w:t>
+      </w:r>
+      <w:r>
+        <w:t xml:space="preserve"> </w:t>
+      </w:r>
+      <w:r>
+        <w:t xml:space="preserve">O(n), but the n extract-max operations each cost O(log n).</w:t>
       </w:r>
     </w:p>
     <w:p>
@@ -1801,17 +2816,48 @@
         </w:numPr>
       </w:pPr>
       <w:r>
-        <w:rPr>
-          <w:b/>
-          <w:bCs/>
-        </w:rPr>
-        <w:t xml:space="preserve">Follow-up drill:</w:t>
-      </w:r>
-      <w:r>
-        <w:t xml:space="preserve"> </w:t>
-      </w:r>
-      <w:r>
-        <w:t xml:space="preserve">for each solved problem, answer the §24.2 ladder.</w:t>
+        <w:t xml:space="preserve">Best-case comparisons for binary search on n elements? →</w:t>
+      </w:r>
+      <w:r>
+        <w:t xml:space="preserve"> </w:t>
+      </w:r>
+      <w:r>
+        <w:rPr>
+          <w:b/>
+          <w:bCs/>
+        </w:rPr>
+        <w:t xml:space="preserve">1</w:t>
+      </w:r>
+      <w:r>
+        <w:t xml:space="preserve"> </w:t>
+      </w:r>
+      <w:r>
+        <w:t xml:space="preserve">(target is at</w:t>
+      </w:r>
+      <w:r>
+        <w:t xml:space="preserve"> </w:t>
+      </w:r>
+      <w:r>
+        <w:rPr>
+          <w:rStyle w:val="VerbatimChar"/>
+        </w:rPr>
+        <w:t xml:space="preserve">mid</w:t>
+      </w:r>
+      <w:r>
+        <w:t xml:space="preserve">); worst case</w:t>
+      </w:r>
+      <w:r>
+        <w:t xml:space="preserve"> </w:t>
+      </w:r>
+      <w:r>
+        <w:rPr>
+          <w:b/>
+          <w:bCs/>
+        </w:rPr>
+        <w:t xml:space="preserve">⌊log₂ n⌋ + 1</w:t>
+      </w:r>
+      <w:r>
+        <w:t xml:space="preserve">.</w:t>
       </w:r>
     </w:p>
     <w:p>
@@ -1823,17 +2869,23 @@
         </w:numPr>
       </w:pPr>
       <w:r>
-        <w:rPr>
-          <w:b/>
-          <w:bCs/>
-        </w:rPr>
-        <w:t xml:space="preserve">Weakness log:</w:t>
-      </w:r>
-      <w:r>
-        <w:t xml:space="preserve"> </w:t>
-      </w:r>
-      <w:r>
-        <w:t xml:space="preserve">record every miss +</w:t>
+        <w:t xml:space="preserve">Stable sorts among merge / quick / heap? →</w:t>
+      </w:r>
+      <w:r>
+        <w:t xml:space="preserve"> </w:t>
+      </w:r>
+      <w:r>
+        <w:rPr>
+          <w:b/>
+          <w:bCs/>
+        </w:rPr>
+        <w:t xml:space="preserve">only merge sort</w:t>
+      </w:r>
+      <w:r>
+        <w:t xml:space="preserve"> </w:t>
+      </w:r>
+      <w:r>
+        <w:t xml:space="preserve">(of the three).</w:t>
       </w:r>
       <w:r>
         <w:t xml:space="preserve"> </w:t>
@@ -1843,10 +2895,13 @@
           <w:i/>
           <w:iCs/>
         </w:rPr>
-        <w:t xml:space="preserve">why</w:t>
-      </w:r>
-      <w:r>
-        <w:t xml:space="preserve">; re-drill weekly.</w:t>
+        <w:t xml:space="preserve">Why:</w:t>
+      </w:r>
+      <w:r>
+        <w:t xml:space="preserve"> </w:t>
+      </w:r>
+      <w:r>
+        <w:t xml:space="preserve">quicksort and heapsort can reorder equal keys.</w:t>
       </w:r>
     </w:p>
     <w:p>
@@ -1858,36 +2913,42 @@
         </w:numPr>
       </w:pPr>
       <w:r>
-        <w:rPr>
-          <w:b/>
-          <w:bCs/>
-        </w:rPr>
-        <w:t xml:space="preserve">Mock interviews:</w:t>
-      </w:r>
-      <w:r>
-        <w:t xml:space="preserve"> </w:t>
-      </w:r>
-      <w:r>
-        <w:t xml:space="preserve">Pramp / peers — practise the</w:t>
-      </w:r>
-      <w:r>
-        <w:t xml:space="preserve"> </w:t>
-      </w:r>
-      <w:r>
-        <w:rPr>
-          <w:i/>
-          <w:iCs/>
-        </w:rPr>
-        <w:t xml:space="preserve">communication</w:t>
-      </w:r>
-      <w:r>
-        <w:t xml:space="preserve">, not just the</w:t>
-      </w:r>
-      <w:r>
-        <w:t xml:space="preserve"> </w:t>
-      </w:r>
-      <w:r>
-        <w:t xml:space="preserve">code.</w:t>
+        <w:t xml:space="preserve">DFS on a graph is typically implemented with a? →</w:t>
+      </w:r>
+      <w:r>
+        <w:t xml:space="preserve"> </w:t>
+      </w:r>
+      <w:r>
+        <w:rPr>
+          <w:b/>
+          <w:bCs/>
+        </w:rPr>
+        <w:t xml:space="preserve">stack</w:t>
+      </w:r>
+      <w:r>
+        <w:t xml:space="preserve"> </w:t>
+      </w:r>
+      <w:r>
+        <w:t xml:space="preserve">(or recursion);</w:t>
+      </w:r>
+      <w:r>
+        <w:t xml:space="preserve"> </w:t>
+      </w:r>
+      <w:r>
+        <w:t xml:space="preserve">BFS uses a</w:t>
+      </w:r>
+      <w:r>
+        <w:t xml:space="preserve"> </w:t>
+      </w:r>
+      <w:r>
+        <w:rPr>
+          <w:b/>
+          <w:bCs/>
+        </w:rPr>
+        <w:t xml:space="preserve">queue</w:t>
+      </w:r>
+      <w:r>
+        <w:t xml:space="preserve">.</w:t>
       </w:r>
     </w:p>
     <w:p>
@@ -1899,36 +2960,273 @@
         </w:numPr>
       </w:pPr>
       <w:r>
-        <w:t xml:space="preserve">Track everything in the</w:t>
-      </w:r>
-      <w:r>
-        <w:t xml:space="preserve"> </w:t>
-      </w:r>
-      <w:r>
-        <w:rPr>
-          <w:b/>
-          <w:bCs/>
-        </w:rPr>
-        <w:t xml:space="preserve">Excel Top-300 tab</w:t>
-      </w:r>
-      <w:r>
-        <w:t xml:space="preserve">; aim for ~60–70% green before</w:t>
-      </w:r>
-      <w:r>
-        <w:t xml:space="preserve"> </w:t>
-      </w:r>
-      <w:r>
-        <w:t xml:space="preserve">interviews.</w:t>
+        <w:t xml:space="preserve">Which traversal of a BST gives keys in sorted order? →</w:t>
+      </w:r>
+      <w:r>
+        <w:t xml:space="preserve"> </w:t>
+      </w:r>
+      <w:r>
+        <w:rPr>
+          <w:b/>
+          <w:bCs/>
+        </w:rPr>
+        <w:t xml:space="preserve">inorder</w:t>
+      </w:r>
+      <w:r>
+        <w:t xml:space="preserve">; a</w:t>
+      </w:r>
+      <w:r>
+        <w:t xml:space="preserve"> </w:t>
+      </w:r>
+      <w:r>
+        <w:rPr>
+          <w:b/>
+          <w:bCs/>
+        </w:rPr>
+        <w:t xml:space="preserve">reverse</w:t>
+      </w:r>
+      <w:r>
+        <w:t xml:space="preserve"> </w:t>
+      </w:r>
+      <w:r>
+        <w:t xml:space="preserve">inorder (right→root→left) gives descending order.</w:t>
+      </w:r>
+    </w:p>
+    <w:p>
+      <w:pPr>
+        <w:pStyle w:val="Compact"/>
+        <w:numPr>
+          <w:ilvl w:val="0"/>
+          <w:numId w:val="1004"/>
+        </w:numPr>
+      </w:pPr>
+      <w:r>
+        <w:t xml:space="preserve">A complete binary tree with n nodes has height? →</w:t>
+      </w:r>
+      <w:r>
+        <w:t xml:space="preserve"> </w:t>
+      </w:r>
+      <w:r>
+        <w:rPr>
+          <w:b/>
+          <w:bCs/>
+        </w:rPr>
+        <w:t xml:space="preserve">⌊log₂ n⌋</w:t>
+      </w:r>
+      <w:r>
+        <w:t xml:space="preserve"> </w:t>
+      </w:r>
+      <w:r>
+        <w:t xml:space="preserve">(</w:t>
+      </w:r>
+      <w:r>
+        <w:rPr>
+          <w:b/>
+          <w:bCs/>
+        </w:rPr>
+        <w:t xml:space="preserve">O(log n)</w:t>
+      </w:r>
+      <w:r>
+        <w:t xml:space="preserve">).</w:t>
+      </w:r>
+    </w:p>
+    <w:p>
+      <w:pPr>
+        <w:pStyle w:val="Compact"/>
+        <w:numPr>
+          <w:ilvl w:val="0"/>
+          <w:numId w:val="1004"/>
+        </w:numPr>
+      </w:pPr>
+      <w:r>
+        <w:t xml:space="preserve">Preferred collision resolution when the load factor stays low and cache</w:t>
+      </w:r>
+      <w:r>
+        <w:t xml:space="preserve"> </w:t>
+      </w:r>
+      <w:r>
+        <w:t xml:space="preserve">locality matters? →</w:t>
+      </w:r>
+      <w:r>
+        <w:t xml:space="preserve"> </w:t>
+      </w:r>
+      <w:r>
+        <w:rPr>
+          <w:b/>
+          <w:bCs/>
+        </w:rPr>
+        <w:t xml:space="preserve">open addressing</w:t>
+      </w:r>
+      <w:r>
+        <w:t xml:space="preserve"> </w:t>
+      </w:r>
+      <w:r>
+        <w:t xml:space="preserve">(linear/quadratic probing).</w:t>
+      </w:r>
+    </w:p>
+    <w:p>
+      <w:pPr>
+        <w:pStyle w:val="Compact"/>
+        <w:numPr>
+          <w:ilvl w:val="0"/>
+          <w:numId w:val="1004"/>
+        </w:numPr>
+      </w:pPr>
+      <w:r>
+        <w:t xml:space="preserve">Recurrence</w:t>
+      </w:r>
+      <w:r>
+        <w:t xml:space="preserve"> </w:t>
+      </w:r>
+      <w:r>
+        <w:rPr>
+          <w:rStyle w:val="VerbatimChar"/>
+        </w:rPr>
+        <w:t xml:space="preserve">T(n) = 2T(n/2) + O(1)</w:t>
+      </w:r>
+      <w:r>
+        <w:t xml:space="preserve"> </w:t>
+      </w:r>
+      <w:r>
+        <w:t xml:space="preserve">solves to? →</w:t>
+      </w:r>
+      <w:r>
+        <w:t xml:space="preserve"> </w:t>
+      </w:r>
+      <w:r>
+        <w:rPr>
+          <w:b/>
+          <w:bCs/>
+        </w:rPr>
+        <w:t xml:space="preserve">O(n)</w:t>
+      </w:r>
+      <w:r>
+        <w:t xml:space="preserve"> </w:t>
+      </w:r>
+      <w:r>
+        <w:t xml:space="preserve">(Master Theorem</w:t>
+      </w:r>
+      <w:r>
+        <w:t xml:space="preserve"> </w:t>
+      </w:r>
+      <w:r>
+        <w:t xml:space="preserve">case 1: leaves dominate). Contrast with</w:t>
+      </w:r>
+      <w:r>
+        <w:t xml:space="preserve"> </w:t>
+      </w:r>
+      <w:r>
+        <w:rPr>
+          <w:rStyle w:val="VerbatimChar"/>
+        </w:rPr>
+        <w:t xml:space="preserve">2T(n/2)+O(n)</w:t>
+      </w:r>
+      <w:r>
+        <w:t xml:space="preserve"> </w:t>
+      </w:r>
+      <w:r>
+        <w:t xml:space="preserve">→</w:t>
+      </w:r>
+      <w:r>
+        <w:t xml:space="preserve"> </w:t>
+      </w:r>
+      <w:r>
+        <w:rPr>
+          <w:b/>
+          <w:bCs/>
+        </w:rPr>
+        <w:t xml:space="preserve">O(n log n)</w:t>
+      </w:r>
+      <w:r>
+        <w:t xml:space="preserve">.</w:t>
+      </w:r>
+    </w:p>
+    <w:p>
+      <w:pPr>
+        <w:pStyle w:val="Compact"/>
+        <w:numPr>
+          <w:ilvl w:val="0"/>
+          <w:numId w:val="1004"/>
+        </w:numPr>
+      </w:pPr>
+      <w:r>
+        <w:t xml:space="preserve">Topological sort is possible</w:t>
+      </w:r>
+      <w:r>
+        <w:t xml:space="preserve"> </w:t>
+      </w:r>
+      <w:r>
+        <w:rPr>
+          <w:b/>
+          <w:bCs/>
+        </w:rPr>
+        <w:t xml:space="preserve">iff</w:t>
+      </w:r>
+      <w:r>
+        <w:t xml:space="preserve"> </w:t>
+      </w:r>
+      <w:r>
+        <w:t xml:space="preserve">the graph is a? →</w:t>
+      </w:r>
+      <w:r>
+        <w:t xml:space="preserve"> </w:t>
+      </w:r>
+      <w:r>
+        <w:rPr>
+          <w:b/>
+          <w:bCs/>
+        </w:rPr>
+        <w:t xml:space="preserve">DAG</w:t>
+      </w:r>
+      <w:r>
+        <w:t xml:space="preserve"> </w:t>
+      </w:r>
+      <w:r>
+        <w:t xml:space="preserve">(no cycle).</w:t>
+      </w:r>
+    </w:p>
+    <w:p>
+      <w:r>
+        <w:pict>
+          <v:rect style="width:0;height:1.5pt" o:hralign="center" o:hrstd="t" o:hr="t"/>
+        </w:pict>
       </w:r>
     </w:p>
     <w:bookmarkEnd w:id="25"/>
-    <w:bookmarkStart w:id="26" w:name="module-24-flash-cards"/>
+    <w:bookmarkStart w:id="26" w:name="Xf765cbd8e37cc7107f20c4715741a76a5855809"/>
     <w:p>
       <w:pPr>
         <w:pStyle w:val="Heading2"/>
       </w:pPr>
       <w:r>
-        <w:t xml:space="preserve">Module 24 — Flash Cards</w:t>
+        <w:t xml:space="preserve">24.4a How to Attempt MCQs Under Time Pressure</w:t>
+      </w:r>
+    </w:p>
+    <w:p>
+      <w:pPr>
+        <w:pStyle w:val="FirstParagraph"/>
+      </w:pPr>
+      <w:r>
+        <w:t xml:space="preserve">SEBI/GATE objective sections give you roughly</w:t>
+      </w:r>
+      <w:r>
+        <w:t xml:space="preserve"> </w:t>
+      </w:r>
+      <w:r>
+        <w:rPr>
+          <w:b/>
+          <w:bCs/>
+        </w:rPr>
+        <w:t xml:space="preserve">a minute or less per question</w:t>
+      </w:r>
+      <w:r>
+        <w:t xml:space="preserve">.</w:t>
+      </w:r>
+      <w:r>
+        <w:t xml:space="preserve"> </w:t>
+      </w:r>
+      <w:r>
+        <w:t xml:space="preserve">Speed comes from a routine, not from rushing. Use this order:</w:t>
       </w:r>
     </w:p>
     <w:p>
@@ -1940,17 +3238,45 @@
         </w:numPr>
       </w:pPr>
       <w:r>
-        <w:t xml:space="preserve">Q: How many high-signal problems cover most interviews?</w:t>
-      </w:r>
-      <w:r>
-        <w:t xml:space="preserve"> </w:t>
-      </w:r>
-      <w:r>
-        <w:rPr>
-          <w:b/>
-          <w:bCs/>
-        </w:rPr>
-        <w:t xml:space="preserve">A: ~200 (then 300+).</w:t>
+        <w:rPr>
+          <w:b/>
+          <w:bCs/>
+        </w:rPr>
+        <w:t xml:space="preserve">Two-pass sweep.</w:t>
+      </w:r>
+      <w:r>
+        <w:t xml:space="preserve"> </w:t>
+      </w:r>
+      <w:r>
+        <w:t xml:space="preserve">Pass 1: answer every question you</w:t>
+      </w:r>
+      <w:r>
+        <w:t xml:space="preserve"> </w:t>
+      </w:r>
+      <w:r>
+        <w:rPr>
+          <w:i/>
+          <w:iCs/>
+        </w:rPr>
+        <w:t xml:space="preserve">know</w:t>
+      </w:r>
+      <w:r>
+        <w:t xml:space="preserve"> </w:t>
+      </w:r>
+      <w:r>
+        <w:t xml:space="preserve">in under ~30s and</w:t>
+      </w:r>
+      <w:r>
+        <w:t xml:space="preserve"> </w:t>
+      </w:r>
+      <w:r>
+        <w:t xml:space="preserve">flag the rest. Pass 2: return to the flagged ones with the time you saved. Never</w:t>
+      </w:r>
+      <w:r>
+        <w:t xml:space="preserve"> </w:t>
+      </w:r>
+      <w:r>
+        <w:t xml:space="preserve">let one hard MCQ eat five easy ones’ worth of time.</w:t>
       </w:r>
     </w:p>
     <w:p>
@@ -1962,31 +3288,134 @@
         </w:numPr>
       </w:pPr>
       <w:r>
-        <w:t xml:space="preserve">Q: Universal follow-up?</w:t>
-      </w:r>
-      <w:r>
-        <w:t xml:space="preserve"> </w:t>
-      </w:r>
-      <w:r>
-        <w:rPr>
-          <w:b/>
-          <w:bCs/>
-        </w:rPr>
-        <w:t xml:space="preserve">A:</w:t>
-      </w:r>
-      <w:r>
-        <w:rPr>
-          <w:b/>
-          <w:bCs/>
-        </w:rPr>
-        <w:t xml:space="preserve"> </w:t>
-      </w:r>
-      <w:r>
-        <w:rPr>
-          <w:b/>
-          <w:bCs/>
-        </w:rPr>
-        <w:t xml:space="preserve">“can you do better, and what does it cost?”</w:t>
+        <w:rPr>
+          <w:b/>
+          <w:bCs/>
+        </w:rPr>
+        <w:t xml:space="preserve">Read the stem for the trap word.</w:t>
+      </w:r>
+      <w:r>
+        <w:t xml:space="preserve"> </w:t>
+      </w:r>
+      <w:r>
+        <w:t xml:space="preserve">Circle</w:t>
+      </w:r>
+      <w:r>
+        <w:t xml:space="preserve"> </w:t>
+      </w:r>
+      <w:r>
+        <w:rPr>
+          <w:rStyle w:val="VerbatimChar"/>
+        </w:rPr>
+        <w:t xml:space="preserve">NOT</w:t>
+      </w:r>
+      <w:r>
+        <w:t xml:space="preserve">,</w:t>
+      </w:r>
+      <w:r>
+        <w:t xml:space="preserve"> </w:t>
+      </w:r>
+      <w:r>
+        <w:rPr>
+          <w:rStyle w:val="VerbatimChar"/>
+        </w:rPr>
+        <w:t xml:space="preserve">EXCEPT</w:t>
+      </w:r>
+      <w:r>
+        <w:t xml:space="preserve">,</w:t>
+      </w:r>
+      <w:r>
+        <w:t xml:space="preserve"> </w:t>
+      </w:r>
+      <w:r>
+        <w:rPr>
+          <w:rStyle w:val="VerbatimChar"/>
+        </w:rPr>
+        <w:t xml:space="preserve">always</w:t>
+      </w:r>
+      <w:r>
+        <w:t xml:space="preserve">,</w:t>
+      </w:r>
+      <w:r>
+        <w:t xml:space="preserve"> </w:t>
+      </w:r>
+      <w:r>
+        <w:rPr>
+          <w:rStyle w:val="VerbatimChar"/>
+        </w:rPr>
+        <w:t xml:space="preserve">never</w:t>
+      </w:r>
+      <w:r>
+        <w:t xml:space="preserve">,</w:t>
+      </w:r>
+      <w:r>
+        <w:t xml:space="preserve"> </w:t>
+      </w:r>
+      <w:r>
+        <w:rPr>
+          <w:rStyle w:val="VerbatimChar"/>
+        </w:rPr>
+        <w:t xml:space="preserve">worst-case</w:t>
+      </w:r>
+      <w:r>
+        <w:t xml:space="preserve">,</w:t>
+      </w:r>
+      <w:r>
+        <w:t xml:space="preserve"> </w:t>
+      </w:r>
+      <w:r>
+        <w:rPr>
+          <w:rStyle w:val="VerbatimChar"/>
+        </w:rPr>
+        <w:t xml:space="preserve">average-case</w:t>
+      </w:r>
+      <w:r>
+        <w:t xml:space="preserve">. Most wrong answers are right for a</w:t>
+      </w:r>
+      <w:r>
+        <w:t xml:space="preserve"> </w:t>
+      </w:r>
+      <w:r>
+        <w:rPr>
+          <w:i/>
+          <w:iCs/>
+        </w:rPr>
+        <w:t xml:space="preserve">different</w:t>
+      </w:r>
+      <w:r>
+        <w:t xml:space="preserve"> </w:t>
+      </w:r>
+      <w:r>
+        <w:t xml:space="preserve">qualifier (e.g. quicksort is O(n log n)</w:t>
+      </w:r>
+      <w:r>
+        <w:t xml:space="preserve"> </w:t>
+      </w:r>
+      <w:r>
+        <w:rPr>
+          <w:i/>
+          <w:iCs/>
+        </w:rPr>
+        <w:t xml:space="preserve">average</w:t>
+      </w:r>
+      <w:r>
+        <w:t xml:space="preserve"> </w:t>
+      </w:r>
+      <w:r>
+        <w:t xml:space="preserve">but O(n²)</w:t>
+      </w:r>
+      <w:r>
+        <w:t xml:space="preserve"> </w:t>
+      </w:r>
+      <w:r>
+        <w:rPr>
+          <w:i/>
+          <w:iCs/>
+        </w:rPr>
+        <w:t xml:space="preserve">worst</w:t>
+      </w:r>
+      <w:r>
+        <w:t xml:space="preserve">).</w:t>
       </w:r>
     </w:p>
     <w:p>
@@ -1998,17 +3427,23 @@
         </w:numPr>
       </w:pPr>
       <w:r>
-        <w:t xml:space="preserve">Q: Practice format?</w:t>
-      </w:r>
-      <w:r>
-        <w:t xml:space="preserve"> </w:t>
-      </w:r>
-      <w:r>
-        <w:rPr>
-          <w:b/>
-          <w:bCs/>
-        </w:rPr>
-        <w:t xml:space="preserve">A: timed + think-aloud + redo + weakness log.</w:t>
+        <w:rPr>
+          <w:b/>
+          <w:bCs/>
+        </w:rPr>
+        <w:t xml:space="preserve">Eliminate, don’t just pick.</w:t>
+      </w:r>
+      <w:r>
+        <w:t xml:space="preserve"> </w:t>
+      </w:r>
+      <w:r>
+        <w:t xml:space="preserve">Cross out the obviously-wrong options first; two</w:t>
+      </w:r>
+      <w:r>
+        <w:t xml:space="preserve"> </w:t>
+      </w:r>
+      <w:r>
+        <w:t xml:space="preserve">of four are usually easy to reject, doubling your odds if you must guess.</w:t>
       </w:r>
     </w:p>
     <w:p>
@@ -2020,17 +3455,151 @@
         </w:numPr>
       </w:pPr>
       <w:r>
-        <w:t xml:space="preserve">Q: Where to track?</w:t>
-      </w:r>
-      <w:r>
-        <w:t xml:space="preserve"> </w:t>
-      </w:r>
-      <w:r>
-        <w:rPr>
-          <w:b/>
-          <w:bCs/>
-        </w:rPr>
-        <w:t xml:space="preserve">A: Excel Top-300 tab.</w:t>
+        <w:rPr>
+          <w:b/>
+          <w:bCs/>
+        </w:rPr>
+        <w:t xml:space="preserve">Sanity-check complexity claims with a tiny n.</w:t>
+      </w:r>
+      <w:r>
+        <w:t xml:space="preserve"> </w:t>
+      </w:r>
+      <w:r>
+        <w:t xml:space="preserve">Plug n=2 or n=4 into the</w:t>
+      </w:r>
+      <w:r>
+        <w:t xml:space="preserve"> </w:t>
+      </w:r>
+      <w:r>
+        <w:t xml:space="preserve">formula/recurrence; a wrong option often breaks immediately.</w:t>
+      </w:r>
+    </w:p>
+    <w:p>
+      <w:pPr>
+        <w:pStyle w:val="Compact"/>
+        <w:numPr>
+          <w:ilvl w:val="0"/>
+          <w:numId w:val="1005"/>
+        </w:numPr>
+      </w:pPr>
+      <w:r>
+        <w:rPr>
+          <w:b/>
+          <w:bCs/>
+        </w:rPr>
+        <w:t xml:space="preserve">Trust the standard result.</w:t>
+      </w:r>
+      <w:r>
+        <w:t xml:space="preserve"> </w:t>
+      </w:r>
+      <w:r>
+        <w:t xml:space="preserve">Build-heap O(n), hash worst-case O(n), inorder =</w:t>
+      </w:r>
+      <w:r>
+        <w:t xml:space="preserve"> </w:t>
+      </w:r>
+      <w:r>
+        <w:t xml:space="preserve">sorted, Bellman-Ford for negatives — these recur every year. Memorise the</w:t>
+      </w:r>
+      <w:r>
+        <w:t xml:space="preserve"> </w:t>
+      </w:r>
+      <w:r>
+        <w:t xml:space="preserve">§24.4 bank and the Module 26 cheat sheet cold.</w:t>
+      </w:r>
+    </w:p>
+    <w:p>
+      <w:pPr>
+        <w:pStyle w:val="Compact"/>
+        <w:numPr>
+          <w:ilvl w:val="0"/>
+          <w:numId w:val="1005"/>
+        </w:numPr>
+      </w:pPr>
+      <w:r>
+        <w:rPr>
+          <w:b/>
+          <w:bCs/>
+        </w:rPr>
+        <w:t xml:space="preserve">Guess if there’s no negative marking; skip only if there is.</w:t>
+      </w:r>
+      <w:r>
+        <w:t xml:space="preserve"> </w:t>
+      </w:r>
+      <w:r>
+        <w:t xml:space="preserve">Know your</w:t>
+      </w:r>
+      <w:r>
+        <w:t xml:space="preserve"> </w:t>
+      </w:r>
+      <w:r>
+        <w:t xml:space="preserve">exam’s marking scheme</w:t>
+      </w:r>
+      <w:r>
+        <w:t xml:space="preserve"> </w:t>
+      </w:r>
+      <w:r>
+        <w:rPr>
+          <w:i/>
+          <w:iCs/>
+        </w:rPr>
+        <w:t xml:space="preserve">before</w:t>
+      </w:r>
+      <w:r>
+        <w:t xml:space="preserve"> </w:t>
+      </w:r>
+      <w:r>
+        <w:t xml:space="preserve">the day and set your risk accordingly.</w:t>
+      </w:r>
+    </w:p>
+    <w:p>
+      <w:pPr>
+        <w:pStyle w:val="Compact"/>
+        <w:numPr>
+          <w:ilvl w:val="0"/>
+          <w:numId w:val="1005"/>
+        </w:numPr>
+      </w:pPr>
+      <w:r>
+        <w:rPr>
+          <w:b/>
+          <w:bCs/>
+        </w:rPr>
+        <w:t xml:space="preserve">Watch the clock in thirds.</w:t>
+      </w:r>
+      <w:r>
+        <w:t xml:space="preserve"> </w:t>
+      </w:r>
+      <w:r>
+        <w:t xml:space="preserve">At 1/3 time you should be ~1/3 done; if not,</w:t>
+      </w:r>
+      <w:r>
+        <w:t xml:space="preserve"> </w:t>
+      </w:r>
+      <w:r>
+        <w:t xml:space="preserve">speed up on recognition questions and stop over-verifying.</w:t>
+      </w:r>
+    </w:p>
+    <w:p>
+      <w:pPr>
+        <w:pStyle w:val="BlockText"/>
+      </w:pPr>
+      <w:r>
+        <w:rPr>
+          <w:b/>
+          <w:bCs/>
+        </w:rPr>
+        <w:t xml:space="preserve">Memory hook:</w:t>
+      </w:r>
+      <w:r>
+        <w:t xml:space="preserve"> </w:t>
+      </w:r>
+      <w:r>
+        <w:rPr>
+          <w:i/>
+          <w:iCs/>
+        </w:rPr>
+        <w:t xml:space="preserve">Easy first, flag the rest, watch for the trap word.</w:t>
       </w:r>
     </w:p>
     <w:p>
@@ -2040,30 +3609,473 @@
         </w:pict>
       </w:r>
     </w:p>
-    <w:p>
-      <w:pPr>
-        <w:pStyle w:val="FirstParagraph"/>
-      </w:pPr>
+    <w:bookmarkEnd w:id="26"/>
+    <w:bookmarkStart w:id="27" w:name="module-24-how-to-practice-one-page"/>
+    <w:p>
+      <w:pPr>
+        <w:pStyle w:val="Heading2"/>
+      </w:pPr>
+      <w:r>
+        <w:t xml:space="preserve">Module 24 — How to Practice (one page)</w:t>
+      </w:r>
+    </w:p>
+    <w:p>
+      <w:pPr>
+        <w:pStyle w:val="Compact"/>
+        <w:numPr>
+          <w:ilvl w:val="0"/>
+          <w:numId w:val="1006"/>
+        </w:numPr>
+      </w:pPr>
+      <w:r>
+        <w:rPr>
+          <w:b/>
+          <w:bCs/>
+        </w:rPr>
+        <w:t xml:space="preserve">Breadth first:</w:t>
+      </w:r>
+      <w:r>
+        <w:t xml:space="preserve"> </w:t>
+      </w:r>
+      <w:r>
+        <w:t xml:space="preserve">one pass over all patterns (§24.1) — recognise, don’t</w:t>
+      </w:r>
+      <w:r>
+        <w:t xml:space="preserve"> </w:t>
+      </w:r>
+      <w:r>
+        <w:t xml:space="preserve">memorise.</w:t>
+      </w:r>
+    </w:p>
+    <w:p>
+      <w:pPr>
+        <w:pStyle w:val="Compact"/>
+        <w:numPr>
+          <w:ilvl w:val="0"/>
+          <w:numId w:val="1006"/>
+        </w:numPr>
+      </w:pPr>
+      <w:r>
+        <w:rPr>
+          <w:b/>
+          <w:bCs/>
+        </w:rPr>
+        <w:t xml:space="preserve">Timed reps:</w:t>
+      </w:r>
+      <w:r>
+        <w:t xml:space="preserve"> </w:t>
+      </w:r>
+      <w:r>
+        <w:t xml:space="preserve">35–45 min/problem,</w:t>
+      </w:r>
+      <w:r>
+        <w:t xml:space="preserve"> </w:t>
+      </w:r>
+      <w:r>
+        <w:rPr>
+          <w:b/>
+          <w:bCs/>
+        </w:rPr>
+        <w:t xml:space="preserve">think aloud</w:t>
+      </w:r>
+      <w:r>
+        <w:t xml:space="preserve">, then read the editorial and</w:t>
+      </w:r>
+      <w:r>
+        <w:t xml:space="preserve"> </w:t>
+      </w:r>
+      <w:r>
+        <w:rPr>
+          <w:b/>
+          <w:bCs/>
+        </w:rPr>
+        <w:t xml:space="preserve">redo</w:t>
+      </w:r>
+      <w:r>
+        <w:t xml:space="preserve">.</w:t>
+      </w:r>
+    </w:p>
+    <w:p>
+      <w:pPr>
+        <w:pStyle w:val="Compact"/>
+        <w:numPr>
+          <w:ilvl w:val="0"/>
+          <w:numId w:val="1006"/>
+        </w:numPr>
+      </w:pPr>
+      <w:r>
+        <w:rPr>
+          <w:b/>
+          <w:bCs/>
+        </w:rPr>
+        <w:t xml:space="preserve">Follow-up drill:</w:t>
+      </w:r>
+      <w:r>
+        <w:t xml:space="preserve"> </w:t>
+      </w:r>
+      <w:r>
+        <w:t xml:space="preserve">for each solved problem, answer the §24.2 ladder.</w:t>
+      </w:r>
+    </w:p>
+    <w:p>
+      <w:pPr>
+        <w:pStyle w:val="Compact"/>
+        <w:numPr>
+          <w:ilvl w:val="0"/>
+          <w:numId w:val="1006"/>
+        </w:numPr>
+      </w:pPr>
+      <w:r>
+        <w:rPr>
+          <w:b/>
+          <w:bCs/>
+        </w:rPr>
+        <w:t xml:space="preserve">Weakness log:</w:t>
+      </w:r>
+      <w:r>
+        <w:t xml:space="preserve"> </w:t>
+      </w:r>
+      <w:r>
+        <w:t xml:space="preserve">record every miss +</w:t>
+      </w:r>
+      <w:r>
+        <w:t xml:space="preserve"> </w:t>
+      </w:r>
       <w:r>
         <w:rPr>
           <w:i/>
           <w:iCs/>
         </w:rPr>
-        <w:t xml:space="preserve">End of Module 24. Next: Module 25 — Projects (build LRU cache, autocomplete, URL</w:t>
+        <w:t xml:space="preserve">why</w:t>
+      </w:r>
+      <w:r>
+        <w:t xml:space="preserve">; re-drill weekly.</w:t>
+      </w:r>
+    </w:p>
+    <w:p>
+      <w:pPr>
+        <w:pStyle w:val="Compact"/>
+        <w:numPr>
+          <w:ilvl w:val="0"/>
+          <w:numId w:val="1006"/>
+        </w:numPr>
+      </w:pPr>
+      <w:r>
+        <w:rPr>
+          <w:b/>
+          <w:bCs/>
+        </w:rPr>
+        <w:t xml:space="preserve">Mock interviews:</w:t>
+      </w:r>
+      <w:r>
+        <w:t xml:space="preserve"> </w:t>
+      </w:r>
+      <w:r>
+        <w:t xml:space="preserve">Pramp / peers — practise the</w:t>
+      </w:r>
+      <w:r>
+        <w:t xml:space="preserve"> </w:t>
       </w:r>
       <w:r>
         <w:rPr>
           <w:i/>
           <w:iCs/>
         </w:rPr>
-        <w:t xml:space="preserve"> </w:t>
-      </w:r>
+        <w:t xml:space="preserve">communication</w:t>
+      </w:r>
+      <w:r>
+        <w:t xml:space="preserve">, not just the</w:t>
+      </w:r>
+      <w:r>
+        <w:t xml:space="preserve"> </w:t>
+      </w:r>
+      <w:r>
+        <w:t xml:space="preserve">code.</w:t>
+      </w:r>
+    </w:p>
+    <w:p>
+      <w:pPr>
+        <w:pStyle w:val="Compact"/>
+        <w:numPr>
+          <w:ilvl w:val="0"/>
+          <w:numId w:val="1006"/>
+        </w:numPr>
+      </w:pPr>
+      <w:r>
+        <w:t xml:space="preserve">Track everything in the</w:t>
+      </w:r>
+      <w:r>
+        <w:t xml:space="preserve"> </w:t>
+      </w:r>
+      <w:r>
+        <w:rPr>
+          <w:b/>
+          <w:bCs/>
+        </w:rPr>
+        <w:t xml:space="preserve">Excel Top-300 tab</w:t>
+      </w:r>
+      <w:r>
+        <w:t xml:space="preserve">; aim for ~60–70% green before</w:t>
+      </w:r>
+      <w:r>
+        <w:t xml:space="preserve"> </w:t>
+      </w:r>
+      <w:r>
+        <w:t xml:space="preserve">interviews.</w:t>
+      </w:r>
+    </w:p>
+    <w:bookmarkEnd w:id="27"/>
+    <w:bookmarkStart w:id="28" w:name="module-24-flash-cards"/>
+    <w:p>
+      <w:pPr>
+        <w:pStyle w:val="Heading2"/>
+      </w:pPr>
+      <w:r>
+        <w:t xml:space="preserve">Module 24 — Flash Cards</w:t>
+      </w:r>
+    </w:p>
+    <w:p>
+      <w:pPr>
+        <w:pStyle w:val="Compact"/>
+        <w:numPr>
+          <w:ilvl w:val="0"/>
+          <w:numId w:val="1007"/>
+        </w:numPr>
+      </w:pPr>
+      <w:r>
+        <w:t xml:space="preserve">Q: How many high-signal problems cover most interviews?</w:t>
+      </w:r>
+      <w:r>
+        <w:t xml:space="preserve"> </w:t>
+      </w:r>
+      <w:r>
+        <w:rPr>
+          <w:b/>
+          <w:bCs/>
+        </w:rPr>
+        <w:t xml:space="preserve">A: ~200 (then 300+).</w:t>
+      </w:r>
+    </w:p>
+    <w:p>
+      <w:pPr>
+        <w:pStyle w:val="Compact"/>
+        <w:numPr>
+          <w:ilvl w:val="0"/>
+          <w:numId w:val="1007"/>
+        </w:numPr>
+      </w:pPr>
+      <w:r>
+        <w:t xml:space="preserve">Q: Universal follow-up?</w:t>
+      </w:r>
+      <w:r>
+        <w:t xml:space="preserve"> </w:t>
+      </w:r>
+      <w:r>
+        <w:rPr>
+          <w:b/>
+          <w:bCs/>
+        </w:rPr>
+        <w:t xml:space="preserve">A:</w:t>
+      </w:r>
+      <w:r>
+        <w:rPr>
+          <w:b/>
+          <w:bCs/>
+        </w:rPr>
+        <w:t xml:space="preserve"> </w:t>
+      </w:r>
+      <w:r>
+        <w:rPr>
+          <w:b/>
+          <w:bCs/>
+        </w:rPr>
+        <w:t xml:space="preserve">“can you do better, and what does it cost?”</w:t>
+      </w:r>
+    </w:p>
+    <w:p>
+      <w:pPr>
+        <w:pStyle w:val="Compact"/>
+        <w:numPr>
+          <w:ilvl w:val="0"/>
+          <w:numId w:val="1007"/>
+        </w:numPr>
+      </w:pPr>
+      <w:r>
+        <w:t xml:space="preserve">Q: Practice format?</w:t>
+      </w:r>
+      <w:r>
+        <w:t xml:space="preserve"> </w:t>
+      </w:r>
+      <w:r>
+        <w:rPr>
+          <w:b/>
+          <w:bCs/>
+        </w:rPr>
+        <w:t xml:space="preserve">A: timed + think-aloud + redo + weakness log.</w:t>
+      </w:r>
+    </w:p>
+    <w:p>
+      <w:pPr>
+        <w:pStyle w:val="Compact"/>
+        <w:numPr>
+          <w:ilvl w:val="0"/>
+          <w:numId w:val="1007"/>
+        </w:numPr>
+      </w:pPr>
+      <w:r>
+        <w:t xml:space="preserve">Q: Where to track?</w:t>
+      </w:r>
+      <w:r>
+        <w:t xml:space="preserve"> </w:t>
+      </w:r>
+      <w:r>
+        <w:rPr>
+          <w:b/>
+          <w:bCs/>
+        </w:rPr>
+        <w:t xml:space="preserve">A: Excel Top-300 tab.</w:t>
+      </w:r>
+    </w:p>
+    <w:p>
+      <w:pPr>
+        <w:pStyle w:val="Compact"/>
+        <w:numPr>
+          <w:ilvl w:val="0"/>
+          <w:numId w:val="1007"/>
+        </w:numPr>
+      </w:pPr>
+      <w:r>
+        <w:t xml:space="preserve">Q: Best way to trace a dry-run question?</w:t>
+      </w:r>
+      <w:r>
+        <w:t xml:space="preserve"> </w:t>
+      </w:r>
+      <w:r>
+        <w:rPr>
+          <w:b/>
+          <w:bCs/>
+        </w:rPr>
+        <w:t xml:space="preserve">A: a variable table, one row per</w:t>
+      </w:r>
+      <w:r>
+        <w:rPr>
+          <w:b/>
+          <w:bCs/>
+        </w:rPr>
+        <w:t xml:space="preserve"> </w:t>
+      </w:r>
+      <w:r>
+        <w:rPr>
+          <w:b/>
+          <w:bCs/>
+        </w:rPr>
+        <w:t xml:space="preserve">iteration — never in your head.</w:t>
+      </w:r>
+    </w:p>
+    <w:p>
+      <w:pPr>
+        <w:pStyle w:val="Compact"/>
+        <w:numPr>
+          <w:ilvl w:val="0"/>
+          <w:numId w:val="1007"/>
+        </w:numPr>
+      </w:pPr>
+      <w:r>
+        <w:t xml:space="preserve">Q: MCQ time strategy?</w:t>
+      </w:r>
+      <w:r>
+        <w:t xml:space="preserve"> </w:t>
+      </w:r>
+      <w:r>
+        <w:rPr>
+          <w:b/>
+          <w:bCs/>
+        </w:rPr>
+        <w:t xml:space="preserve">A: easy first, flag the rest, watch for the trap word</w:t>
+      </w:r>
+      <w:r>
+        <w:rPr>
+          <w:b/>
+          <w:bCs/>
+        </w:rPr>
+        <w:t xml:space="preserve"> </w:t>
+      </w:r>
+      <w:r>
+        <w:rPr>
+          <w:b/>
+          <w:bCs/>
+        </w:rPr>
+        <w:t xml:space="preserve">(NOT/EXCEPT/worst-case).</w:t>
+      </w:r>
+    </w:p>
+    <w:p>
+      <w:pPr>
+        <w:pStyle w:val="Compact"/>
+        <w:numPr>
+          <w:ilvl w:val="0"/>
+          <w:numId w:val="1007"/>
+        </w:numPr>
+      </w:pPr>
+      <w:r>
+        <w:t xml:space="preserve">Q:</w:t>
+      </w:r>
+      <w:r>
+        <w:t xml:space="preserve"> </w:t>
+      </w:r>
+      <w:r>
+        <w:rPr>
+          <w:rStyle w:val="VerbatimChar"/>
+        </w:rPr>
+        <w:t xml:space="preserve">for (n=13; n&gt;0; n/=2) print(n%2)</w:t>
+      </w:r>
+      <w:r>
+        <w:t xml:space="preserve"> </w:t>
+      </w:r>
+      <w:r>
+        <w:t xml:space="preserve">prints?</w:t>
+      </w:r>
+      <w:r>
+        <w:t xml:space="preserve"> </w:t>
+      </w:r>
+      <w:r>
+        <w:rPr>
+          <w:b/>
+          <w:bCs/>
+        </w:rPr>
+        <w:t xml:space="preserve">A: 1 0 1 1 (bits of 13, LSB</w:t>
+      </w:r>
+      <w:r>
+        <w:rPr>
+          <w:b/>
+          <w:bCs/>
+        </w:rPr>
+        <w:t xml:space="preserve"> </w:t>
+      </w:r>
+      <w:r>
+        <w:rPr>
+          <w:b/>
+          <w:bCs/>
+        </w:rPr>
+        <w:t xml:space="preserve">first).</w:t>
+      </w:r>
+    </w:p>
+    <w:p>
+      <w:r>
+        <w:pict>
+          <v:rect style="width:0;height:1.5pt" o:hralign="center" o:hrstd="t" o:hr="t"/>
+        </w:pict>
+      </w:r>
+    </w:p>
+    <w:p>
+      <w:pPr>
+        <w:pStyle w:val="FirstParagraph"/>
+      </w:pPr>
       <w:r>
         <w:rPr>
           <w:i/>
           <w:iCs/>
         </w:rPr>
-        <w:t xml:space="preserve">shortener, mini-Git, scheduler, memory allocator, recommendation engine) — with</w:t>
+        <w:t xml:space="preserve">End of Module 24. Next: Module 25 — Projects (build LRU cache, autocomplete, URL</w:t>
       </w:r>
       <w:r>
         <w:rPr>
@@ -2077,11 +4089,25 @@
           <w:i/>
           <w:iCs/>
         </w:rPr>
+        <w:t xml:space="preserve">shortener, mini-Git, scheduler, memory allocator, recommendation engine) — with</w:t>
+      </w:r>
+      <w:r>
+        <w:rPr>
+          <w:i/>
+          <w:iCs/>
+        </w:rPr>
+        <w:t xml:space="preserve"> </w:t>
+      </w:r>
+      <w:r>
+        <w:rPr>
+          <w:i/>
+          <w:iCs/>
+        </w:rPr>
         <w:t xml:space="preserve">visuals.</w:t>
       </w:r>
     </w:p>
-    <w:bookmarkEnd w:id="26"/>
-    <w:bookmarkEnd w:id="27"/>
+    <w:bookmarkEnd w:id="28"/>
+    <w:bookmarkEnd w:id="29"/>
     <w:sectPr>
       <w:footnotePr>
         <w:numRestart w:val="eachSect"/>
@@ -2378,6 +4404,91 @@
       <w:rPr>
         <w:rFonts w:ascii="Wingdings" w:hAnsi="Wingdings" w:cs="Wingdings" w:hint="default"/>
       </w:rPr>
+    </w:lvl>
+  </w:abstractNum>
+  <w:abstractNum w:abstractNumId="994111">
+    <w:nsid w:val="0A994111"/>
+    <w:multiLevelType w:val="multilevel"/>
+    <w:lvl w:ilvl="0">
+      <w:start w:val="11"/>
+      <w:numFmt w:val="decimal"/>
+      <w:lvlText w:val="%1."/>
+      <w:lvlJc w:val="left"/>
+      <w:pPr>
+        <w:ind w:left="720" w:hanging="360"/>
+      </w:pPr>
+    </w:lvl>
+    <w:lvl w:ilvl="1">
+      <w:start w:val="11"/>
+      <w:numFmt w:val="decimal"/>
+      <w:lvlText w:val="%2."/>
+      <w:lvlJc w:val="left"/>
+      <w:pPr>
+        <w:ind w:left="1440" w:hanging="360"/>
+      </w:pPr>
+    </w:lvl>
+    <w:lvl w:ilvl="2">
+      <w:start w:val="11"/>
+      <w:numFmt w:val="decimal"/>
+      <w:lvlText w:val="%3."/>
+      <w:lvlJc w:val="left"/>
+      <w:pPr>
+        <w:ind w:left="2160" w:hanging="360"/>
+      </w:pPr>
+    </w:lvl>
+    <w:lvl w:ilvl="3">
+      <w:start w:val="11"/>
+      <w:numFmt w:val="decimal"/>
+      <w:lvlText w:val="%4."/>
+      <w:lvlJc w:val="left"/>
+      <w:pPr>
+        <w:ind w:left="2880" w:hanging="360"/>
+      </w:pPr>
+    </w:lvl>
+    <w:lvl w:ilvl="4">
+      <w:start w:val="11"/>
+      <w:numFmt w:val="decimal"/>
+      <w:lvlText w:val="%5."/>
+      <w:lvlJc w:val="left"/>
+      <w:pPr>
+        <w:ind w:left="3600" w:hanging="360"/>
+      </w:pPr>
+    </w:lvl>
+    <w:lvl w:ilvl="5">
+      <w:start w:val="11"/>
+      <w:numFmt w:val="decimal"/>
+      <w:lvlText w:val="%6."/>
+      <w:lvlJc w:val="left"/>
+      <w:pPr>
+        <w:ind w:left="4320" w:hanging="360"/>
+      </w:pPr>
+    </w:lvl>
+    <w:lvl w:ilvl="6">
+      <w:start w:val="11"/>
+      <w:numFmt w:val="decimal"/>
+      <w:lvlText w:val="%7."/>
+      <w:lvlJc w:val="left"/>
+      <w:pPr>
+        <w:ind w:left="5040" w:hanging="360"/>
+      </w:pPr>
+    </w:lvl>
+    <w:lvl w:ilvl="7">
+      <w:start w:val="11"/>
+      <w:numFmt w:val="decimal"/>
+      <w:lvlText w:val="%8."/>
+      <w:lvlJc w:val="left"/>
+      <w:pPr>
+        <w:ind w:left="5760" w:hanging="360"/>
+      </w:pPr>
+    </w:lvl>
+    <w:lvl w:ilvl="8">
+      <w:start w:val="11"/>
+      <w:numFmt w:val="decimal"/>
+      <w:lvlText w:val="%9."/>
+      <w:lvlJc w:val="left"/>
+      <w:pPr>
+        <w:ind w:left="6480" w:hanging="360"/>
+      </w:pPr>
     </w:lvl>
   </w:abstractNum>
   <w:num w:numId="1000">
@@ -2447,9 +4558,69 @@
     </w:lvlOverride>
   </w:num>
   <w:num w:numId="1004">
+    <w:abstractNumId w:val="994111"/>
+    <w:lvlOverride w:ilvl="0">
+      <w:startOverride w:val="11"/>
+    </w:lvlOverride>
+    <w:lvlOverride w:ilvl="1">
+      <w:startOverride w:val="11"/>
+    </w:lvlOverride>
+    <w:lvlOverride w:ilvl="2">
+      <w:startOverride w:val="11"/>
+    </w:lvlOverride>
+    <w:lvlOverride w:ilvl="3">
+      <w:startOverride w:val="11"/>
+    </w:lvlOverride>
+    <w:lvlOverride w:ilvl="4">
+      <w:startOverride w:val="11"/>
+    </w:lvlOverride>
+    <w:lvlOverride w:ilvl="5">
+      <w:startOverride w:val="11"/>
+    </w:lvlOverride>
+    <w:lvlOverride w:ilvl="6">
+      <w:startOverride w:val="11"/>
+    </w:lvlOverride>
+    <w:lvlOverride w:ilvl="7">
+      <w:startOverride w:val="11"/>
+    </w:lvlOverride>
+    <w:lvlOverride w:ilvl="8">
+      <w:startOverride w:val="11"/>
+    </w:lvlOverride>
+  </w:num>
+  <w:num w:numId="1005">
+    <w:abstractNumId w:val="99411"/>
+    <w:lvlOverride w:ilvl="0">
+      <w:startOverride w:val="1"/>
+    </w:lvlOverride>
+    <w:lvlOverride w:ilvl="1">
+      <w:startOverride w:val="1"/>
+    </w:lvlOverride>
+    <w:lvlOverride w:ilvl="2">
+      <w:startOverride w:val="1"/>
+    </w:lvlOverride>
+    <w:lvlOverride w:ilvl="3">
+      <w:startOverride w:val="1"/>
+    </w:lvlOverride>
+    <w:lvlOverride w:ilvl="4">
+      <w:startOverride w:val="1"/>
+    </w:lvlOverride>
+    <w:lvlOverride w:ilvl="5">
+      <w:startOverride w:val="1"/>
+    </w:lvlOverride>
+    <w:lvlOverride w:ilvl="6">
+      <w:startOverride w:val="1"/>
+    </w:lvlOverride>
+    <w:lvlOverride w:ilvl="7">
+      <w:startOverride w:val="1"/>
+    </w:lvlOverride>
+    <w:lvlOverride w:ilvl="8">
+      <w:startOverride w:val="1"/>
+    </w:lvlOverride>
+  </w:num>
+  <w:num w:numId="1006">
     <w:abstractNumId w:val="991"/>
   </w:num>
-  <w:num w:numId="1005">
+  <w:num w:numId="1007">
     <w:abstractNumId w:val="991"/>
   </w:num>
 </w:numbering>

--- a/SITP/DSA-Notes/M24_QuestionBank.docx
+++ b/SITP/DSA-Notes/M24_QuestionBank.docx
@@ -5162,24 +5162,34 @@
   <w:style w:default="1" w:styleId="Table" w:type="table">
     <w:name w:val="Table"/>
     <w:basedOn w:val="TableNormal"/>
-    <w:semiHidden/>
-    <w:unhideWhenUsed/>
     <w:qFormat/>
     <w:tblPr>
       <w:tblInd w:type="dxa" w:w="0"/>
+      <w:tblBorders>
+        <w:top w:color="808080" w:space="0" w:sz="4" w:val="single"/>
+        <w:left w:color="808080" w:space="0" w:sz="4" w:val="single"/>
+        <w:bottom w:color="808080" w:space="0" w:sz="4" w:val="single"/>
+        <w:right w:color="808080" w:space="0" w:sz="4" w:val="single"/>
+        <w:insideH w:color="BFBFBF" w:space="0" w:sz="4" w:val="single"/>
+        <w:insideV w:color="BFBFBF" w:space="0" w:sz="4" w:val="single"/>
+      </w:tblBorders>
       <w:tblCellMar>
-        <w:top w:type="dxa" w:w="0"/>
+        <w:top w:type="dxa" w:w="40"/>
         <w:left w:type="dxa" w:w="108"/>
-        <w:bottom w:type="dxa" w:w="0"/>
+        <w:bottom w:type="dxa" w:w="40"/>
         <w:right w:type="dxa" w:w="108"/>
       </w:tblCellMar>
     </w:tblPr>
     <w:tblStylePr w:type="firstRow">
+      <w:rPr>
+        <w:b/>
+      </w:rPr>
       <w:tcPr>
+        <w:shd w:color="auto" w:fill="DDEBF7" w:val="clear"/>
         <w:tcBorders>
-          <w:bottom w:val="single"/>
+          <w:bottom w:color="1F4E78" w:space="0" w:sz="8" w:val="single"/>
         </w:tcBorders>
-        <w:vAlign w:val="bottom"/>
+        <w:vAlign w:val="center"/>
       </w:tcPr>
     </w:tblStylePr>
   </w:style>
